--- a/CentralTestTPL/TPL Buyoff Attachment - Rev.2.docx
+++ b/CentralTestTPL/TPL Buyoff Attachment - Rev.2.docx
@@ -359,6 +359,93 @@
     <w:p>
       <w:r>
         <w:lastRenderedPageBreak/>
+        <w:t>Check if Correlation and Binning Pass.</w:t>
+      </w:r>
+    </w:p>
+    <w:p>
+      <w:r>
+        <w:drawing>
+          <wp:inline distT="0" distB="0" distL="0" distR="0" wp14:anchorId="353BA6CA" wp14:editId="1E4F50CF">
+            <wp:extent cx="5943600" cy="3235325"/>
+            <wp:effectExtent l="0" t="0" r="0" b="3175"/>
+            <wp:docPr id="1984128809" name="Picture 1"/>
+            <wp:cNvGraphicFramePr>
+              <a:graphicFrameLocks xmlns:a="http://schemas.openxmlformats.org/drawingml/2006/main" noChangeAspect="1"/>
+            </wp:cNvGraphicFramePr>
+            <a:graphic xmlns:a="http://schemas.openxmlformats.org/drawingml/2006/main">
+              <a:graphicData uri="http://schemas.openxmlformats.org/drawingml/2006/picture">
+                <pic:pic xmlns:pic="http://schemas.openxmlformats.org/drawingml/2006/picture">
+                  <pic:nvPicPr>
+                    <pic:cNvPr id="1984128809" name=""/>
+                    <pic:cNvPicPr/>
+                  </pic:nvPicPr>
+                  <pic:blipFill>
+                    <a:blip r:embed="rId11"/>
+                    <a:stretch>
+                      <a:fillRect/>
+                    </a:stretch>
+                  </pic:blipFill>
+                  <pic:spPr>
+                    <a:xfrm>
+                      <a:off x="0" y="0"/>
+                      <a:ext cx="5943600" cy="3235325"/>
+                    </a:xfrm>
+                    <a:prstGeom prst="rect">
+                      <a:avLst/>
+                    </a:prstGeom>
+                  </pic:spPr>
+                </pic:pic>
+              </a:graphicData>
+            </a:graphic>
+          </wp:inline>
+        </w:drawing>
+      </w:r>
+    </w:p>
+    <w:p>
+      <w:r>
+        <w:drawing>
+          <wp:inline distT="0" distB="0" distL="0" distR="0" wp14:anchorId="032FED3B" wp14:editId="0AD90FF5">
+            <wp:extent cx="5943600" cy="3212465"/>
+            <wp:effectExtent l="0" t="0" r="0" b="6985"/>
+            <wp:docPr id="261228052" name="Picture 1"/>
+            <wp:cNvGraphicFramePr>
+              <a:graphicFrameLocks xmlns:a="http://schemas.openxmlformats.org/drawingml/2006/main" noChangeAspect="1"/>
+            </wp:cNvGraphicFramePr>
+            <a:graphic xmlns:a="http://schemas.openxmlformats.org/drawingml/2006/main">
+              <a:graphicData uri="http://schemas.openxmlformats.org/drawingml/2006/picture">
+                <pic:pic xmlns:pic="http://schemas.openxmlformats.org/drawingml/2006/picture">
+                  <pic:nvPicPr>
+                    <pic:cNvPr id="261228052" name=""/>
+                    <pic:cNvPicPr/>
+                  </pic:nvPicPr>
+                  <pic:blipFill>
+                    <a:blip r:embed="rId12"/>
+                    <a:stretch>
+                      <a:fillRect/>
+                    </a:stretch>
+                  </pic:blipFill>
+                  <pic:spPr>
+                    <a:xfrm>
+                      <a:off x="0" y="0"/>
+                      <a:ext cx="5943600" cy="3212465"/>
+                    </a:xfrm>
+                    <a:prstGeom prst="rect">
+                      <a:avLst/>
+                    </a:prstGeom>
+                  </pic:spPr>
+                </pic:pic>
+              </a:graphicData>
+            </a:graphic>
+          </wp:inline>
+        </w:drawing>
+      </w:r>
+      <w:r>
+        <w:br w:type="page"/>
+      </w:r>
+    </w:p>
+    <w:p>
+      <w:r>
+        <w:lastRenderedPageBreak/>
         <w:t>Check if setup run exceeded 7 days.</w:t>
       </w:r>
     </w:p>
@@ -383,7 +470,7 @@
                     <pic:cNvPicPr/>
                   </pic:nvPicPr>
                   <pic:blipFill>
-                    <a:blip r:embed="rId11"/>
+                    <a:blip r:embed="rId13"/>
                     <a:stretch>
                       <a:fillRect/>
                     </a:stretch>
@@ -423,7 +510,7 @@
                     <pic:cNvPicPr/>
                   </pic:nvPicPr>
                   <pic:blipFill>
-                    <a:blip r:embed="rId12"/>
+                    <a:blip r:embed="rId14"/>
                     <a:stretch>
                       <a:fillRect/>
                     </a:stretch>
@@ -451,6 +538,9 @@
     </w:p>
     <w:p>
       <w:r>
+        <w:rPr>
+          <w:noProof/>
+        </w:rPr>
         <w:drawing>
           <wp:inline distT="0" distB="0" distL="0" distR="0" wp14:anchorId="05CAA632" wp14:editId="608509FD">
             <wp:extent cx="5943600" cy="3136265"/>
@@ -467,7 +557,7 @@
                     <pic:cNvPicPr/>
                   </pic:nvPicPr>
                   <pic:blipFill>
-                    <a:blip r:embed="rId13"/>
+                    <a:blip r:embed="rId15"/>
                     <a:stretch>
                       <a:fillRect/>
                     </a:stretch>
@@ -520,7 +610,7 @@
                     <pic:cNvPicPr/>
                   </pic:nvPicPr>
                   <pic:blipFill>
-                    <a:blip r:embed="rId14"/>
+                    <a:blip r:embed="rId16"/>
                     <a:stretch>
                       <a:fillRect/>
                     </a:stretch>
@@ -562,7 +652,7 @@
                     <pic:cNvPicPr/>
                   </pic:nvPicPr>
                   <pic:blipFill>
-                    <a:blip r:embed="rId15"/>
+                    <a:blip r:embed="rId17"/>
                     <a:stretch>
                       <a:fillRect/>
                     </a:stretch>
@@ -604,7 +694,7 @@
                     <pic:cNvPicPr/>
                   </pic:nvPicPr>
                   <pic:blipFill>
-                    <a:blip r:embed="rId16"/>
+                    <a:blip r:embed="rId18"/>
                     <a:stretch>
                       <a:fillRect/>
                     </a:stretch>
@@ -660,7 +750,7 @@
                     <pic:cNvPicPr/>
                   </pic:nvPicPr>
                   <pic:blipFill>
-                    <a:blip r:embed="rId17"/>
+                    <a:blip r:embed="rId19"/>
                     <a:stretch>
                       <a:fillRect/>
                     </a:stretch>
@@ -702,7 +792,7 @@
                     <pic:cNvPicPr/>
                   </pic:nvPicPr>
                   <pic:blipFill>
-                    <a:blip r:embed="rId18"/>
+                    <a:blip r:embed="rId20"/>
                     <a:stretch>
                       <a:fillRect/>
                     </a:stretch>
@@ -747,7 +837,7 @@
                     <pic:cNvPicPr/>
                   </pic:nvPicPr>
                   <pic:blipFill>
-                    <a:blip r:embed="rId19"/>
+                    <a:blip r:embed="rId21"/>
                     <a:stretch>
                       <a:fillRect/>
                     </a:stretch>
@@ -811,7 +901,7 @@
                     <pic:cNvPicPr/>
                   </pic:nvPicPr>
                   <pic:blipFill>
-                    <a:blip r:embed="rId20" cstate="print">
+                    <a:blip r:embed="rId22" cstate="print">
                       <a:extLst>
                         <a:ext uri="{28A0092B-C50C-407E-A947-70E740481C1C}">
                           <a14:useLocalDpi xmlns:a14="http://schemas.microsoft.com/office/drawing/2010/main" val="0"/>
@@ -857,7 +947,7 @@
                     <pic:cNvPicPr/>
                   </pic:nvPicPr>
                   <pic:blipFill>
-                    <a:blip r:embed="rId21"/>
+                    <a:blip r:embed="rId23"/>
                     <a:stretch>
                       <a:fillRect/>
                     </a:stretch>
@@ -899,7 +989,7 @@
                     <pic:cNvPicPr/>
                   </pic:nvPicPr>
                   <pic:blipFill>
-                    <a:blip r:embed="rId22"/>
+                    <a:blip r:embed="rId24"/>
                     <a:stretch>
                       <a:fillRect/>
                     </a:stretch>
@@ -941,7 +1031,7 @@
                     <pic:cNvPicPr/>
                   </pic:nvPicPr>
                   <pic:blipFill>
-                    <a:blip r:embed="rId23"/>
+                    <a:blip r:embed="rId25"/>
                     <a:stretch>
                       <a:fillRect/>
                     </a:stretch>
@@ -1003,7 +1093,7 @@
                     <pic:cNvPicPr/>
                   </pic:nvPicPr>
                   <pic:blipFill>
-                    <a:blip r:embed="rId24"/>
+                    <a:blip r:embed="rId26"/>
                     <a:stretch>
                       <a:fillRect/>
                     </a:stretch>
@@ -1045,7 +1135,7 @@
                     <pic:cNvPicPr/>
                   </pic:nvPicPr>
                   <pic:blipFill>
-                    <a:blip r:embed="rId25"/>
+                    <a:blip r:embed="rId27"/>
                     <a:stretch>
                       <a:fillRect/>
                     </a:stretch>
@@ -1098,7 +1188,7 @@
                     <pic:cNvPicPr/>
                   </pic:nvPicPr>
                   <pic:blipFill>
-                    <a:blip r:embed="rId26"/>
+                    <a:blip r:embed="rId28"/>
                     <a:stretch>
                       <a:fillRect/>
                     </a:stretch>
@@ -1160,7 +1250,7 @@
                     <pic:cNvPicPr/>
                   </pic:nvPicPr>
                   <pic:blipFill>
-                    <a:blip r:embed="rId27"/>
+                    <a:blip r:embed="rId29"/>
                     <a:stretch>
                       <a:fillRect/>
                     </a:stretch>
@@ -1202,7 +1292,7 @@
                     <pic:cNvPicPr/>
                   </pic:nvPicPr>
                   <pic:blipFill>
-                    <a:blip r:embed="rId28"/>
+                    <a:blip r:embed="rId30"/>
                     <a:stretch>
                       <a:fillRect/>
                     </a:stretch>
@@ -1256,7 +1346,7 @@
                     <pic:cNvPicPr/>
                   </pic:nvPicPr>
                   <pic:blipFill>
-                    <a:blip r:embed="rId29"/>
+                    <a:blip r:embed="rId31"/>
                     <a:stretch>
                       <a:fillRect/>
                     </a:stretch>
@@ -1401,7 +1491,7 @@
                     <pic:cNvPicPr/>
                   </pic:nvPicPr>
                   <pic:blipFill>
-                    <a:blip r:embed="rId30"/>
+                    <a:blip r:embed="rId32"/>
                     <a:stretch>
                       <a:fillRect/>
                     </a:stretch>
@@ -1430,7 +1520,15 @@
     <w:p>
       <w:r>
         <w:lastRenderedPageBreak/>
-        <w:t>If the lot is for retest then scan the lot naming for Test.</w:t>
+        <w:t xml:space="preserve">If the lot is for </w:t>
+      </w:r>
+      <w:proofErr w:type="gramStart"/>
+      <w:r>
+        <w:t>retest</w:t>
+      </w:r>
+      <w:proofErr w:type="gramEnd"/>
+      <w:r>
+        <w:t xml:space="preserve"> then scan the lot naming for Test.</w:t>
       </w:r>
     </w:p>
     <w:p>
@@ -1454,7 +1552,7 @@
                     <pic:cNvPicPr/>
                   </pic:nvPicPr>
                   <pic:blipFill>
-                    <a:blip r:embed="rId31"/>
+                    <a:blip r:embed="rId33"/>
                     <a:stretch>
                       <a:fillRect/>
                     </a:stretch>
@@ -1496,7 +1594,7 @@
                     <pic:cNvPicPr/>
                   </pic:nvPicPr>
                   <pic:blipFill>
-                    <a:blip r:embed="rId32"/>
+                    <a:blip r:embed="rId34"/>
                     <a:stretch>
                       <a:fillRect/>
                     </a:stretch>
@@ -1628,7 +1726,7 @@
                     <pic:cNvPicPr/>
                   </pic:nvPicPr>
                   <pic:blipFill>
-                    <a:blip r:embed="rId33"/>
+                    <a:blip r:embed="rId35"/>
                     <a:stretch>
                       <a:fillRect/>
                     </a:stretch>
